--- a/manuscript/Supplementary_Material_IEEE_TPS.docx
+++ b/manuscript/Supplementary_Material_IEEE_TPS.docx
@@ -8,7 +8,7 @@
           <w:b/>
           <w:sz w:val="28"/>
         </w:rPr>
-        <w:t>Supplementary Material for “Well-Posed Shear-Suppression Closures for Reduced Tokamak Transport: Admissibility, Regularization, and Physical Calibration”</w:t>
+        <w:t>Supplementary Material for “Numerical Admissibility and Regularization of Shear-Suppression Closures for Reduced Tokamak Transport”</w:t>
       </w:r>
     </w:p>
     <w:p>
@@ -1094,7 +1094,7 @@
         <w:t>Software.</w:t>
       </w:r>
       <w:r>
-        <w:t xml:space="preserve"> Python 3.11.9, NumPy 2.4.6, SciPy 1.17.1; release v1.1.0 of the repository contains the exact scripts and results.json.</w:t>
+        <w:t xml:space="preserve"> Python 3.11.9, NumPy 2.4.6, SciPy 1.17.1; release v1.1.1 of the repository contains the exact scripts and results.json.</w:t>
       </w:r>
     </w:p>
     <w:p>
@@ -15400,7 +15400,7 @@
         <w:jc w:val="both"/>
       </w:pPr>
       <w:r>
-        <w:t>Running code/reproduce.py (about 40 minutes), code/tests.py (about 5 minutes), and code/figures.py regenerates results.json and the figures; the builders in manuscript/ produce the manuscript, this file, and the cover letter. No experimental data are used. The repository is https://github.com/sandlerleon/tokamak-statedependent-closure (release v1.1.0), archived at https://doi.org/10.5281/zenodo.23251965. The first 16 hexadecimal digits of the SHA-256 checksum of each file at release v1.1.0 follow.</w:t>
+        <w:t>Running code/reproduce.py (about 40 minutes), code/tests.py (about 5 minutes), and code/figures.py regenerates results.json and the figures; the builders in manuscript/ produce the manuscript, this file, and the cover letter. No experimental data are used. The repository is https://github.com/sandlerleon/tokamak-statedependent-closure (release v1.1.1), archived at https://doi.org/10.5281/zenodo.23267847. The first 16 hexadecimal digits of the SHA-256 checksum of each file at release v1.1.1 follow.</w:t>
       </w:r>
     </w:p>
     <w:p>

--- a/manuscript/Supplementary_Material_IEEE_TPS.docx
+++ b/manuscript/Supplementary_Material_IEEE_TPS.docx
@@ -16,7 +16,7 @@
         <w:keepNext w:val="0"/>
       </w:pPr>
       <w:r>
-        <w:t>L. Sandler. Contents: S1 Proofs; S2 Numerical protocol; S3 Extended results; S4 Reproduction and file manifest.</w:t>
+        <w:t>L. Sandler. Contents: S1 Proofs; S2 Numerical protocol; S3 Extended results; S4 Plant power balance; S5 Reproduction and file manifest.</w:t>
       </w:r>
     </w:p>
     <w:p>
@@ -1094,7 +1094,7 @@
         <w:t>Software.</w:t>
       </w:r>
       <w:r>
-        <w:t xml:space="preserve"> Python 3.11.9, NumPy 2.4.6, SciPy 1.17.1; release v1.1.1 of the repository contains the exact scripts and results.json.</w:t>
+        <w:t xml:space="preserve"> Python 3.11.9, NumPy 2.4.6, SciPy 1.17.1; release v1.2.0 of the repository contains the exact scripts and results.json.</w:t>
       </w:r>
     </w:p>
     <w:p>
@@ -15391,7 +15391,7 @@
         <w:rPr>
           <w:rFonts w:ascii="Times New Roman" w:hAnsi="Times New Roman"/>
         </w:rPr>
-        <w:t>S4 Reproduction and file manifest</w:t>
+        <w:t>S4 Plant power balance</w:t>
       </w:r>
     </w:p>
     <w:p>
@@ -15400,7 +15400,169 @@
         <w:jc w:val="both"/>
       </w:pPr>
       <w:r>
-        <w:t>Running code/reproduce.py (about 40 minutes), code/tests.py (about 5 minutes), and code/figures.py regenerates results.json and the figures; the builders in manuscript/ produce the manuscript, this file, and the cover letter. No experimental data are used. The repository is https://github.com/sandlerleon/tokamak-statedependent-closure (release v1.1.1), archived at https://doi.org/10.5281/zenodo.23267847. The first 16 hexadecimal digits of the SHA-256 checksum of each file at release v1.1.1 follow.</w:t>
+        <w:t>The balance of Section VI-E, P</w:t>
+      </w:r>
+      <w:r>
+        <w:rPr>
+          <w:vertAlign w:val="subscript"/>
+        </w:rPr>
+        <w:t>net</w:t>
+      </w:r>
+      <w:r>
+        <w:t xml:space="preserve"> = η</w:t>
+      </w:r>
+      <w:r>
+        <w:rPr>
+          <w:vertAlign w:val="subscript"/>
+        </w:rPr>
+        <w:t>th</w:t>
+      </w:r>
+      <w:r>
+        <w:t>[P</w:t>
+      </w:r>
+      <w:r>
+        <w:rPr>
+          <w:vertAlign w:val="subscript"/>
+        </w:rPr>
+        <w:t>fus</w:t>
+      </w:r>
+      <w:r>
+        <w:t>(f</w:t>
+      </w:r>
+      <w:r>
+        <w:rPr>
+          <w:vertAlign w:val="subscript"/>
+        </w:rPr>
+        <w:t>n</w:t>
+      </w:r>
+      <w:r>
+        <w:t>M + 1 − f</w:t>
+      </w:r>
+      <w:r>
+        <w:rPr>
+          <w:vertAlign w:val="subscript"/>
+        </w:rPr>
+        <w:t>n</w:t>
+      </w:r>
+      <w:r>
+        <w:t>) + P</w:t>
+      </w:r>
+      <w:r>
+        <w:rPr>
+          <w:vertAlign w:val="subscript"/>
+        </w:rPr>
+        <w:t>aux</w:t>
+      </w:r>
+      <w:r>
+        <w:t>] − P</w:t>
+      </w:r>
+      <w:r>
+        <w:rPr>
+          <w:vertAlign w:val="subscript"/>
+        </w:rPr>
+        <w:t>aux</w:t>
+      </w:r>
+      <w:r>
+        <w:t>/η</w:t>
+      </w:r>
+      <w:r>
+        <w:rPr>
+          <w:vertAlign w:val="subscript"/>
+        </w:rPr>
+        <w:t>aux</w:t>
+      </w:r>
+      <w:r>
+        <w:t xml:space="preserve"> − P</w:t>
+      </w:r>
+      <w:r>
+        <w:rPr>
+          <w:vertAlign w:val="subscript"/>
+        </w:rPr>
+        <w:t>other</w:t>
+      </w:r>
+      <w:r>
+        <w:t>, is applied to the fusion powers already computed by the transport model; no transport solve is repeated (code/plant.py). The neutron fraction is f</w:t>
+      </w:r>
+      <w:r>
+        <w:rPr>
+          <w:vertAlign w:val="subscript"/>
+        </w:rPr>
+        <w:t>n</w:t>
+      </w:r>
+      <w:r>
+        <w:t xml:space="preserve"> = 14.06/17.59 = 0.7993. Central assumptions: η</w:t>
+      </w:r>
+      <w:r>
+        <w:rPr>
+          <w:vertAlign w:val="subscript"/>
+        </w:rPr>
+        <w:t>th</w:t>
+      </w:r>
+      <w:r>
+        <w:t xml:space="preserve"> = 0.40, M = 1.2, η</w:t>
+      </w:r>
+      <w:r>
+        <w:rPr>
+          <w:vertAlign w:val="subscript"/>
+        </w:rPr>
+        <w:t>aux</w:t>
+      </w:r>
+      <w:r>
+        <w:t xml:space="preserve"> = 0.40, P</w:t>
+      </w:r>
+      <w:r>
+        <w:rPr>
+          <w:vertAlign w:val="subscript"/>
+        </w:rPr>
+        <w:t>other</w:t>
+      </w:r>
+      <w:r>
+        <w:t xml:space="preserve"> = 30 MW; the cost proxy C</w:t>
+      </w:r>
+      <w:r>
+        <w:rPr>
+          <w:vertAlign w:val="subscript"/>
+        </w:rPr>
+        <w:t>rel</w:t>
+      </w:r>
+      <w:r>
+        <w:t xml:space="preserve"> = 1 + κ(P</w:t>
+      </w:r>
+      <w:r>
+        <w:rPr>
+          <w:vertAlign w:val="subscript"/>
+        </w:rPr>
+        <w:t>aux</w:t>
+      </w:r>
+      <w:r>
+        <w:t>/40 MW − 1) uses κ = 0.10. The breakeven gain at P</w:t>
+      </w:r>
+      <w:r>
+        <w:rPr>
+          <w:vertAlign w:val="subscript"/>
+        </w:rPr>
+        <w:t>aux</w:t>
+      </w:r>
+      <w:r>
+        <w:t xml:space="preserve"> = 40 MW is Q</w:t>
+      </w:r>
+      <w:r>
+        <w:rPr>
+          <w:vertAlign w:val="subscript"/>
+        </w:rPr>
+        <w:t>b</w:t>
+      </w:r>
+      <w:r>
+        <w:t xml:space="preserve"> = 6.143. Table S14 gives P</w:t>
+      </w:r>
+      <w:r>
+        <w:rPr>
+          <w:vertAlign w:val="subscript"/>
+        </w:rPr>
+        <w:t>net</w:t>
+      </w:r>
+      <w:r>
+        <w:t xml:space="preserve"> (MW) against the auxiliary power for the baseline and three smoothed closures; the balance is a function of the fusion power only, so differences between columns reflect the closure alone.</w:t>
       </w:r>
     </w:p>
     <w:p>
@@ -15414,6 +15576,1253 @@
           <w:sz w:val="19"/>
         </w:rPr>
         <w:t>Table S14.</w:t>
+      </w:r>
+      <w:r>
+        <w:rPr>
+          <w:sz w:val="19"/>
+        </w:rPr>
+        <w:t xml:space="preserve"> Net electric power (MW) against auxiliary power at the central assumptions (negative values: below engineering breakeven).</w:t>
+      </w:r>
+    </w:p>
+    <w:tbl>
+      <w:tblPr>
+        <w:tblStyle w:val="TableGrid"/>
+        <w:tblW w:type="auto" w:w="0"/>
+        <w:jc w:val="center"/>
+        <w:tblLayout w:type="fixed"/>
+        <w:tblLook w:firstColumn="1" w:firstRow="1" w:lastColumn="0" w:lastRow="0" w:noHBand="0" w:noVBand="1" w:val="04A0"/>
+      </w:tblPr>
+      <w:tblGrid>
+        <w:gridCol w:w="1440"/>
+        <w:gridCol w:w="1152"/>
+        <w:gridCol w:w="1440"/>
+        <w:gridCol w:w="1440"/>
+        <w:gridCol w:w="1440"/>
+        <w:gridCol w:w="1440"/>
+      </w:tblGrid>
+      <w:tr>
+        <w:trPr>
+          <w:tblHeader w:val="true"/>
+        </w:trPr>
+        <w:tc>
+          <w:tcPr>
+            <w:tcW w:type="dxa" w:w="1440"/>
+            <w:shd w:val="clear" w:color="auto" w:fill="E7ECF1"/>
+          </w:tcPr>
+          <w:p>
+            <w:pPr>
+              <w:spacing w:line="240" w:lineRule="auto" w:after="20"/>
+            </w:pPr>
+            <w:r/>
+            <w:r>
+              <w:rPr>
+                <w:b/>
+                <w:sz w:val="16"/>
+              </w:rPr>
+              <w:t>P</w:t>
+            </w:r>
+            <w:r>
+              <w:rPr>
+                <w:b/>
+                <w:sz w:val="16"/>
+                <w:vertAlign w:val="subscript"/>
+              </w:rPr>
+              <w:t>aux</w:t>
+            </w:r>
+            <w:r>
+              <w:rPr>
+                <w:b/>
+                <w:sz w:val="16"/>
+              </w:rPr>
+              <w:t xml:space="preserve"> (MW)</w:t>
+            </w:r>
+          </w:p>
+        </w:tc>
+        <w:tc>
+          <w:tcPr>
+            <w:tcW w:type="dxa" w:w="1152"/>
+            <w:shd w:val="clear" w:color="auto" w:fill="E7ECF1"/>
+          </w:tcPr>
+          <w:p>
+            <w:pPr>
+              <w:spacing w:line="240" w:lineRule="auto" w:after="20"/>
+            </w:pPr>
+            <w:r/>
+            <w:r>
+              <w:rPr>
+                <w:b/>
+                <w:sz w:val="16"/>
+              </w:rPr>
+              <w:t>C</w:t>
+            </w:r>
+            <w:r>
+              <w:rPr>
+                <w:b/>
+                <w:sz w:val="16"/>
+                <w:vertAlign w:val="subscript"/>
+              </w:rPr>
+              <w:t>rel</w:t>
+            </w:r>
+          </w:p>
+        </w:tc>
+        <w:tc>
+          <w:tcPr>
+            <w:tcW w:type="dxa" w:w="1440"/>
+            <w:shd w:val="clear" w:color="auto" w:fill="E7ECF1"/>
+          </w:tcPr>
+          <w:p>
+            <w:pPr>
+              <w:spacing w:line="240" w:lineRule="auto" w:after="20"/>
+            </w:pPr>
+            <w:r/>
+            <w:r>
+              <w:rPr>
+                <w:b/>
+                <w:sz w:val="16"/>
+              </w:rPr>
+              <w:t>Baseline</w:t>
+            </w:r>
+          </w:p>
+        </w:tc>
+        <w:tc>
+          <w:tcPr>
+            <w:tcW w:type="dxa" w:w="1440"/>
+            <w:shd w:val="clear" w:color="auto" w:fill="E7ECF1"/>
+          </w:tcPr>
+          <w:p>
+            <w:pPr>
+              <w:spacing w:line="240" w:lineRule="auto" w:after="20"/>
+            </w:pPr>
+            <w:r/>
+            <w:r>
+              <w:rPr>
+                <w:b/>
+                <w:sz w:val="16"/>
+              </w:rPr>
+              <w:t>s</w:t>
+            </w:r>
+            <w:r>
+              <w:rPr>
+                <w:b/>
+                <w:sz w:val="16"/>
+                <w:vertAlign w:val="subscript"/>
+              </w:rPr>
+              <w:t>c</w:t>
+            </w:r>
+            <w:r>
+              <w:rPr>
+                <w:b/>
+                <w:sz w:val="16"/>
+              </w:rPr>
+              <w:t xml:space="preserve"> = 0.5</w:t>
+            </w:r>
+          </w:p>
+        </w:tc>
+        <w:tc>
+          <w:tcPr>
+            <w:tcW w:type="dxa" w:w="1440"/>
+            <w:shd w:val="clear" w:color="auto" w:fill="E7ECF1"/>
+          </w:tcPr>
+          <w:p>
+            <w:pPr>
+              <w:spacing w:line="240" w:lineRule="auto" w:after="20"/>
+            </w:pPr>
+            <w:r/>
+            <w:r>
+              <w:rPr>
+                <w:b/>
+                <w:sz w:val="16"/>
+              </w:rPr>
+              <w:t>s</w:t>
+            </w:r>
+            <w:r>
+              <w:rPr>
+                <w:b/>
+                <w:sz w:val="16"/>
+                <w:vertAlign w:val="subscript"/>
+              </w:rPr>
+              <w:t>c</w:t>
+            </w:r>
+            <w:r>
+              <w:rPr>
+                <w:b/>
+                <w:sz w:val="16"/>
+              </w:rPr>
+              <w:t xml:space="preserve"> = 0.3</w:t>
+            </w:r>
+          </w:p>
+        </w:tc>
+        <w:tc>
+          <w:tcPr>
+            <w:tcW w:type="dxa" w:w="1440"/>
+            <w:shd w:val="clear" w:color="auto" w:fill="E7ECF1"/>
+          </w:tcPr>
+          <w:p>
+            <w:pPr>
+              <w:spacing w:line="240" w:lineRule="auto" w:after="20"/>
+            </w:pPr>
+            <w:r/>
+            <w:r>
+              <w:rPr>
+                <w:b/>
+                <w:sz w:val="16"/>
+              </w:rPr>
+              <w:t>s</w:t>
+            </w:r>
+            <w:r>
+              <w:rPr>
+                <w:b/>
+                <w:sz w:val="16"/>
+                <w:vertAlign w:val="subscript"/>
+              </w:rPr>
+              <w:t>c</w:t>
+            </w:r>
+            <w:r>
+              <w:rPr>
+                <w:b/>
+                <w:sz w:val="16"/>
+              </w:rPr>
+              <w:t xml:space="preserve"> = 0.1</w:t>
+            </w:r>
+          </w:p>
+        </w:tc>
+      </w:tr>
+      <w:tr>
+        <w:tc>
+          <w:tcPr>
+            <w:tcW w:type="dxa" w:w="1440"/>
+          </w:tcPr>
+          <w:p>
+            <w:pPr>
+              <w:spacing w:line="240" w:lineRule="auto" w:after="20"/>
+            </w:pPr>
+            <w:r/>
+            <w:r>
+              <w:rPr>
+                <w:sz w:val="16"/>
+              </w:rPr>
+              <w:t>10</w:t>
+            </w:r>
+          </w:p>
+        </w:tc>
+        <w:tc>
+          <w:tcPr>
+            <w:tcW w:type="dxa" w:w="1152"/>
+          </w:tcPr>
+          <w:p>
+            <w:pPr>
+              <w:spacing w:line="240" w:lineRule="auto" w:after="20"/>
+            </w:pPr>
+            <w:r/>
+            <w:r>
+              <w:rPr>
+                <w:sz w:val="16"/>
+              </w:rPr>
+              <w:t>0.925</w:t>
+            </w:r>
+          </w:p>
+        </w:tc>
+        <w:tc>
+          <w:tcPr>
+            <w:tcW w:type="dxa" w:w="1440"/>
+          </w:tcPr>
+          <w:p>
+            <w:pPr>
+              <w:spacing w:line="240" w:lineRule="auto" w:after="20"/>
+            </w:pPr>
+            <w:r/>
+            <w:r>
+              <w:rPr>
+                <w:sz w:val="16"/>
+              </w:rPr>
+              <w:t>-8.4</w:t>
+            </w:r>
+          </w:p>
+        </w:tc>
+        <w:tc>
+          <w:tcPr>
+            <w:tcW w:type="dxa" w:w="1440"/>
+          </w:tcPr>
+          <w:p>
+            <w:pPr>
+              <w:spacing w:line="240" w:lineRule="auto" w:after="20"/>
+            </w:pPr>
+            <w:r/>
+            <w:r>
+              <w:rPr>
+                <w:sz w:val="16"/>
+              </w:rPr>
+              <w:t>-8.3</w:t>
+            </w:r>
+          </w:p>
+        </w:tc>
+        <w:tc>
+          <w:tcPr>
+            <w:tcW w:type="dxa" w:w="1440"/>
+          </w:tcPr>
+          <w:p>
+            <w:pPr>
+              <w:spacing w:line="240" w:lineRule="auto" w:after="20"/>
+            </w:pPr>
+            <w:r/>
+            <w:r>
+              <w:rPr>
+                <w:sz w:val="16"/>
+              </w:rPr>
+              <w:t>-8.2</w:t>
+            </w:r>
+          </w:p>
+        </w:tc>
+        <w:tc>
+          <w:tcPr>
+            <w:tcW w:type="dxa" w:w="1440"/>
+          </w:tcPr>
+          <w:p>
+            <w:pPr>
+              <w:spacing w:line="240" w:lineRule="auto" w:after="20"/>
+            </w:pPr>
+            <w:r/>
+            <w:r>
+              <w:rPr>
+                <w:sz w:val="16"/>
+              </w:rPr>
+              <w:t>-5.9</w:t>
+            </w:r>
+          </w:p>
+        </w:tc>
+      </w:tr>
+      <w:tr>
+        <w:tc>
+          <w:tcPr>
+            <w:tcW w:type="dxa" w:w="1440"/>
+          </w:tcPr>
+          <w:p>
+            <w:pPr>
+              <w:spacing w:line="240" w:lineRule="auto" w:after="20"/>
+            </w:pPr>
+            <w:r/>
+            <w:r>
+              <w:rPr>
+                <w:sz w:val="16"/>
+              </w:rPr>
+              <w:t>15</w:t>
+            </w:r>
+          </w:p>
+        </w:tc>
+        <w:tc>
+          <w:tcPr>
+            <w:tcW w:type="dxa" w:w="1152"/>
+          </w:tcPr>
+          <w:p>
+            <w:pPr>
+              <w:spacing w:line="240" w:lineRule="auto" w:after="20"/>
+            </w:pPr>
+            <w:r/>
+            <w:r>
+              <w:rPr>
+                <w:sz w:val="16"/>
+              </w:rPr>
+              <w:t>0.938</w:t>
+            </w:r>
+          </w:p>
+        </w:tc>
+        <w:tc>
+          <w:tcPr>
+            <w:tcW w:type="dxa" w:w="1440"/>
+          </w:tcPr>
+          <w:p>
+            <w:pPr>
+              <w:spacing w:line="240" w:lineRule="auto" w:after="20"/>
+            </w:pPr>
+            <w:r/>
+            <w:r>
+              <w:rPr>
+                <w:sz w:val="16"/>
+              </w:rPr>
+              <w:t>-12.8</w:t>
+            </w:r>
+          </w:p>
+        </w:tc>
+        <w:tc>
+          <w:tcPr>
+            <w:tcW w:type="dxa" w:w="1440"/>
+          </w:tcPr>
+          <w:p>
+            <w:pPr>
+              <w:spacing w:line="240" w:lineRule="auto" w:after="20"/>
+            </w:pPr>
+            <w:r/>
+            <w:r>
+              <w:rPr>
+                <w:sz w:val="16"/>
+              </w:rPr>
+              <w:t>-12.7</w:t>
+            </w:r>
+          </w:p>
+        </w:tc>
+        <w:tc>
+          <w:tcPr>
+            <w:tcW w:type="dxa" w:w="1440"/>
+          </w:tcPr>
+          <w:p>
+            <w:pPr>
+              <w:spacing w:line="240" w:lineRule="auto" w:after="20"/>
+            </w:pPr>
+            <w:r/>
+            <w:r>
+              <w:rPr>
+                <w:sz w:val="16"/>
+              </w:rPr>
+              <w:t>-12.5</w:t>
+            </w:r>
+          </w:p>
+        </w:tc>
+        <w:tc>
+          <w:tcPr>
+            <w:tcW w:type="dxa" w:w="1440"/>
+          </w:tcPr>
+          <w:p>
+            <w:pPr>
+              <w:spacing w:line="240" w:lineRule="auto" w:after="20"/>
+            </w:pPr>
+            <w:r/>
+            <w:r>
+              <w:rPr>
+                <w:sz w:val="16"/>
+              </w:rPr>
+              <w:t>-10.0</w:t>
+            </w:r>
+          </w:p>
+        </w:tc>
+      </w:tr>
+      <w:tr>
+        <w:tc>
+          <w:tcPr>
+            <w:tcW w:type="dxa" w:w="1440"/>
+          </w:tcPr>
+          <w:p>
+            <w:pPr>
+              <w:spacing w:line="240" w:lineRule="auto" w:after="20"/>
+            </w:pPr>
+            <w:r/>
+            <w:r>
+              <w:rPr>
+                <w:sz w:val="16"/>
+              </w:rPr>
+              <w:t>20</w:t>
+            </w:r>
+          </w:p>
+        </w:tc>
+        <w:tc>
+          <w:tcPr>
+            <w:tcW w:type="dxa" w:w="1152"/>
+          </w:tcPr>
+          <w:p>
+            <w:pPr>
+              <w:spacing w:line="240" w:lineRule="auto" w:after="20"/>
+            </w:pPr>
+            <w:r/>
+            <w:r>
+              <w:rPr>
+                <w:sz w:val="16"/>
+              </w:rPr>
+              <w:t>0.950</w:t>
+            </w:r>
+          </w:p>
+        </w:tc>
+        <w:tc>
+          <w:tcPr>
+            <w:tcW w:type="dxa" w:w="1440"/>
+          </w:tcPr>
+          <w:p>
+            <w:pPr>
+              <w:spacing w:line="240" w:lineRule="auto" w:after="20"/>
+            </w:pPr>
+            <w:r/>
+            <w:r>
+              <w:rPr>
+                <w:sz w:val="16"/>
+              </w:rPr>
+              <w:t>-18.4</w:t>
+            </w:r>
+          </w:p>
+        </w:tc>
+        <w:tc>
+          <w:tcPr>
+            <w:tcW w:type="dxa" w:w="1440"/>
+          </w:tcPr>
+          <w:p>
+            <w:pPr>
+              <w:spacing w:line="240" w:lineRule="auto" w:after="20"/>
+            </w:pPr>
+            <w:r/>
+            <w:r>
+              <w:rPr>
+                <w:sz w:val="16"/>
+              </w:rPr>
+              <w:t>-18.2</w:t>
+            </w:r>
+          </w:p>
+        </w:tc>
+        <w:tc>
+          <w:tcPr>
+            <w:tcW w:type="dxa" w:w="1440"/>
+          </w:tcPr>
+          <w:p>
+            <w:pPr>
+              <w:spacing w:line="240" w:lineRule="auto" w:after="20"/>
+            </w:pPr>
+            <w:r/>
+            <w:r>
+              <w:rPr>
+                <w:sz w:val="16"/>
+              </w:rPr>
+              <w:t>-18.0</w:t>
+            </w:r>
+          </w:p>
+        </w:tc>
+        <w:tc>
+          <w:tcPr>
+            <w:tcW w:type="dxa" w:w="1440"/>
+          </w:tcPr>
+          <w:p>
+            <w:pPr>
+              <w:spacing w:line="240" w:lineRule="auto" w:after="20"/>
+            </w:pPr>
+            <w:r/>
+            <w:r>
+              <w:rPr>
+                <w:sz w:val="16"/>
+              </w:rPr>
+              <w:t>-15.3</w:t>
+            </w:r>
+          </w:p>
+        </w:tc>
+      </w:tr>
+      <w:tr>
+        <w:tc>
+          <w:tcPr>
+            <w:tcW w:type="dxa" w:w="1440"/>
+          </w:tcPr>
+          <w:p>
+            <w:pPr>
+              <w:spacing w:line="240" w:lineRule="auto" w:after="20"/>
+            </w:pPr>
+            <w:r/>
+            <w:r>
+              <w:rPr>
+                <w:sz w:val="16"/>
+              </w:rPr>
+              <w:t>30</w:t>
+            </w:r>
+          </w:p>
+        </w:tc>
+        <w:tc>
+          <w:tcPr>
+            <w:tcW w:type="dxa" w:w="1152"/>
+          </w:tcPr>
+          <w:p>
+            <w:pPr>
+              <w:spacing w:line="240" w:lineRule="auto" w:after="20"/>
+            </w:pPr>
+            <w:r/>
+            <w:r>
+              <w:rPr>
+                <w:sz w:val="16"/>
+              </w:rPr>
+              <w:t>0.975</w:t>
+            </w:r>
+          </w:p>
+        </w:tc>
+        <w:tc>
+          <w:tcPr>
+            <w:tcW w:type="dxa" w:w="1440"/>
+          </w:tcPr>
+          <w:p>
+            <w:pPr>
+              <w:spacing w:line="240" w:lineRule="auto" w:after="20"/>
+            </w:pPr>
+            <w:r/>
+            <w:r>
+              <w:rPr>
+                <w:sz w:val="16"/>
+              </w:rPr>
+              <w:t>-31.2</w:t>
+            </w:r>
+          </w:p>
+        </w:tc>
+        <w:tc>
+          <w:tcPr>
+            <w:tcW w:type="dxa" w:w="1440"/>
+          </w:tcPr>
+          <w:p>
+            <w:pPr>
+              <w:spacing w:line="240" w:lineRule="auto" w:after="20"/>
+            </w:pPr>
+            <w:r/>
+            <w:r>
+              <w:rPr>
+                <w:sz w:val="16"/>
+              </w:rPr>
+              <w:t>-31.1</w:t>
+            </w:r>
+          </w:p>
+        </w:tc>
+        <w:tc>
+          <w:tcPr>
+            <w:tcW w:type="dxa" w:w="1440"/>
+          </w:tcPr>
+          <w:p>
+            <w:pPr>
+              <w:spacing w:line="240" w:lineRule="auto" w:after="20"/>
+            </w:pPr>
+            <w:r/>
+            <w:r>
+              <w:rPr>
+                <w:sz w:val="16"/>
+              </w:rPr>
+              <w:t>-30.8</w:t>
+            </w:r>
+          </w:p>
+        </w:tc>
+        <w:tc>
+          <w:tcPr>
+            <w:tcW w:type="dxa" w:w="1440"/>
+          </w:tcPr>
+          <w:p>
+            <w:pPr>
+              <w:spacing w:line="240" w:lineRule="auto" w:after="20"/>
+            </w:pPr>
+            <w:r/>
+            <w:r>
+              <w:rPr>
+                <w:sz w:val="16"/>
+              </w:rPr>
+              <w:t>-27.7</w:t>
+            </w:r>
+          </w:p>
+        </w:tc>
+      </w:tr>
+      <w:tr>
+        <w:tc>
+          <w:tcPr>
+            <w:tcW w:type="dxa" w:w="1440"/>
+          </w:tcPr>
+          <w:p>
+            <w:pPr>
+              <w:spacing w:line="240" w:lineRule="auto" w:after="20"/>
+            </w:pPr>
+            <w:r/>
+            <w:r>
+              <w:rPr>
+                <w:sz w:val="16"/>
+              </w:rPr>
+              <w:t>40</w:t>
+            </w:r>
+          </w:p>
+        </w:tc>
+        <w:tc>
+          <w:tcPr>
+            <w:tcW w:type="dxa" w:w="1152"/>
+          </w:tcPr>
+          <w:p>
+            <w:pPr>
+              <w:spacing w:line="240" w:lineRule="auto" w:after="20"/>
+            </w:pPr>
+            <w:r/>
+            <w:r>
+              <w:rPr>
+                <w:sz w:val="16"/>
+              </w:rPr>
+              <w:t>1.000</w:t>
+            </w:r>
+          </w:p>
+        </w:tc>
+        <w:tc>
+          <w:tcPr>
+            <w:tcW w:type="dxa" w:w="1440"/>
+          </w:tcPr>
+          <w:p>
+            <w:pPr>
+              <w:spacing w:line="240" w:lineRule="auto" w:after="20"/>
+            </w:pPr>
+            <w:r/>
+            <w:r>
+              <w:rPr>
+                <w:sz w:val="16"/>
+              </w:rPr>
+              <w:t>-45.3</w:t>
+            </w:r>
+          </w:p>
+        </w:tc>
+        <w:tc>
+          <w:tcPr>
+            <w:tcW w:type="dxa" w:w="1440"/>
+          </w:tcPr>
+          <w:p>
+            <w:pPr>
+              <w:spacing w:line="240" w:lineRule="auto" w:after="20"/>
+            </w:pPr>
+            <w:r/>
+            <w:r>
+              <w:rPr>
+                <w:sz w:val="16"/>
+              </w:rPr>
+              <w:t>-45.1</w:t>
+            </w:r>
+          </w:p>
+        </w:tc>
+        <w:tc>
+          <w:tcPr>
+            <w:tcW w:type="dxa" w:w="1440"/>
+          </w:tcPr>
+          <w:p>
+            <w:pPr>
+              <w:spacing w:line="240" w:lineRule="auto" w:after="20"/>
+            </w:pPr>
+            <w:r/>
+            <w:r>
+              <w:rPr>
+                <w:sz w:val="16"/>
+              </w:rPr>
+              <w:t>-44.9</w:t>
+            </w:r>
+          </w:p>
+        </w:tc>
+        <w:tc>
+          <w:tcPr>
+            <w:tcW w:type="dxa" w:w="1440"/>
+          </w:tcPr>
+          <w:p>
+            <w:pPr>
+              <w:spacing w:line="240" w:lineRule="auto" w:after="20"/>
+            </w:pPr>
+            <w:r/>
+            <w:r>
+              <w:rPr>
+                <w:sz w:val="16"/>
+              </w:rPr>
+              <w:t>-41.3</w:t>
+            </w:r>
+          </w:p>
+        </w:tc>
+      </w:tr>
+      <w:tr>
+        <w:tc>
+          <w:tcPr>
+            <w:tcW w:type="dxa" w:w="1440"/>
+          </w:tcPr>
+          <w:p>
+            <w:pPr>
+              <w:spacing w:line="240" w:lineRule="auto" w:after="20"/>
+            </w:pPr>
+            <w:r/>
+            <w:r>
+              <w:rPr>
+                <w:sz w:val="16"/>
+              </w:rPr>
+              <w:t>50</w:t>
+            </w:r>
+          </w:p>
+        </w:tc>
+        <w:tc>
+          <w:tcPr>
+            <w:tcW w:type="dxa" w:w="1152"/>
+          </w:tcPr>
+          <w:p>
+            <w:pPr>
+              <w:spacing w:line="240" w:lineRule="auto" w:after="20"/>
+            </w:pPr>
+            <w:r/>
+            <w:r>
+              <w:rPr>
+                <w:sz w:val="16"/>
+              </w:rPr>
+              <w:t>1.025</w:t>
+            </w:r>
+          </w:p>
+        </w:tc>
+        <w:tc>
+          <w:tcPr>
+            <w:tcW w:type="dxa" w:w="1440"/>
+          </w:tcPr>
+          <w:p>
+            <w:pPr>
+              <w:spacing w:line="240" w:lineRule="auto" w:after="20"/>
+            </w:pPr>
+            <w:r/>
+            <w:r>
+              <w:rPr>
+                <w:sz w:val="16"/>
+              </w:rPr>
+              <w:t>-60.1</w:t>
+            </w:r>
+          </w:p>
+        </w:tc>
+        <w:tc>
+          <w:tcPr>
+            <w:tcW w:type="dxa" w:w="1440"/>
+          </w:tcPr>
+          <w:p>
+            <w:pPr>
+              <w:spacing w:line="240" w:lineRule="auto" w:after="20"/>
+            </w:pPr>
+            <w:r/>
+            <w:r>
+              <w:rPr>
+                <w:sz w:val="16"/>
+              </w:rPr>
+              <w:t>-59.9</w:t>
+            </w:r>
+          </w:p>
+        </w:tc>
+        <w:tc>
+          <w:tcPr>
+            <w:tcW w:type="dxa" w:w="1440"/>
+          </w:tcPr>
+          <w:p>
+            <w:pPr>
+              <w:spacing w:line="240" w:lineRule="auto" w:after="20"/>
+            </w:pPr>
+            <w:r/>
+            <w:r>
+              <w:rPr>
+                <w:sz w:val="16"/>
+              </w:rPr>
+              <w:t>-59.6</w:t>
+            </w:r>
+          </w:p>
+        </w:tc>
+        <w:tc>
+          <w:tcPr>
+            <w:tcW w:type="dxa" w:w="1440"/>
+          </w:tcPr>
+          <w:p>
+            <w:pPr>
+              <w:spacing w:line="240" w:lineRule="auto" w:after="20"/>
+            </w:pPr>
+            <w:r/>
+            <w:r>
+              <w:rPr>
+                <w:sz w:val="16"/>
+              </w:rPr>
+              <w:t>-55.6</w:t>
+            </w:r>
+          </w:p>
+        </w:tc>
+      </w:tr>
+      <w:tr>
+        <w:tc>
+          <w:tcPr>
+            <w:tcW w:type="dxa" w:w="1440"/>
+          </w:tcPr>
+          <w:p>
+            <w:pPr>
+              <w:spacing w:line="240" w:lineRule="auto" w:after="20"/>
+            </w:pPr>
+            <w:r/>
+            <w:r>
+              <w:rPr>
+                <w:sz w:val="16"/>
+              </w:rPr>
+              <w:t>60</w:t>
+            </w:r>
+          </w:p>
+        </w:tc>
+        <w:tc>
+          <w:tcPr>
+            <w:tcW w:type="dxa" w:w="1152"/>
+          </w:tcPr>
+          <w:p>
+            <w:pPr>
+              <w:spacing w:line="240" w:lineRule="auto" w:after="20"/>
+            </w:pPr>
+            <w:r/>
+            <w:r>
+              <w:rPr>
+                <w:sz w:val="16"/>
+              </w:rPr>
+              <w:t>1.050</w:t>
+            </w:r>
+          </w:p>
+        </w:tc>
+        <w:tc>
+          <w:tcPr>
+            <w:tcW w:type="dxa" w:w="1440"/>
+          </w:tcPr>
+          <w:p>
+            <w:pPr>
+              <w:spacing w:line="240" w:lineRule="auto" w:after="20"/>
+            </w:pPr>
+            <w:r/>
+            <w:r>
+              <w:rPr>
+                <w:sz w:val="16"/>
+              </w:rPr>
+              <w:t>-75.3</w:t>
+            </w:r>
+          </w:p>
+        </w:tc>
+        <w:tc>
+          <w:tcPr>
+            <w:tcW w:type="dxa" w:w="1440"/>
+          </w:tcPr>
+          <w:p>
+            <w:pPr>
+              <w:spacing w:line="240" w:lineRule="auto" w:after="20"/>
+            </w:pPr>
+            <w:r/>
+            <w:r>
+              <w:rPr>
+                <w:sz w:val="16"/>
+              </w:rPr>
+              <w:t>-75.1</w:t>
+            </w:r>
+          </w:p>
+        </w:tc>
+        <w:tc>
+          <w:tcPr>
+            <w:tcW w:type="dxa" w:w="1440"/>
+          </w:tcPr>
+          <w:p>
+            <w:pPr>
+              <w:spacing w:line="240" w:lineRule="auto" w:after="20"/>
+            </w:pPr>
+            <w:r/>
+            <w:r>
+              <w:rPr>
+                <w:sz w:val="16"/>
+              </w:rPr>
+              <w:t>-74.8</w:t>
+            </w:r>
+          </w:p>
+        </w:tc>
+        <w:tc>
+          <w:tcPr>
+            <w:tcW w:type="dxa" w:w="1440"/>
+          </w:tcPr>
+          <w:p>
+            <w:pPr>
+              <w:spacing w:line="240" w:lineRule="auto" w:after="20"/>
+            </w:pPr>
+            <w:r/>
+            <w:r>
+              <w:rPr>
+                <w:sz w:val="16"/>
+              </w:rPr>
+              <w:t>-70.5</w:t>
+            </w:r>
+          </w:p>
+        </w:tc>
+      </w:tr>
+      <w:tr>
+        <w:tc>
+          <w:tcPr>
+            <w:tcW w:type="dxa" w:w="1440"/>
+          </w:tcPr>
+          <w:p>
+            <w:pPr>
+              <w:spacing w:line="240" w:lineRule="auto" w:after="20"/>
+            </w:pPr>
+            <w:r/>
+            <w:r>
+              <w:rPr>
+                <w:sz w:val="16"/>
+              </w:rPr>
+              <w:t>70</w:t>
+            </w:r>
+          </w:p>
+        </w:tc>
+        <w:tc>
+          <w:tcPr>
+            <w:tcW w:type="dxa" w:w="1152"/>
+          </w:tcPr>
+          <w:p>
+            <w:pPr>
+              <w:spacing w:line="240" w:lineRule="auto" w:after="20"/>
+            </w:pPr>
+            <w:r/>
+            <w:r>
+              <w:rPr>
+                <w:sz w:val="16"/>
+              </w:rPr>
+              <w:t>1.075</w:t>
+            </w:r>
+          </w:p>
+        </w:tc>
+        <w:tc>
+          <w:tcPr>
+            <w:tcW w:type="dxa" w:w="1440"/>
+          </w:tcPr>
+          <w:p>
+            <w:pPr>
+              <w:spacing w:line="240" w:lineRule="auto" w:after="20"/>
+            </w:pPr>
+            <w:r/>
+            <w:r>
+              <w:rPr>
+                <w:sz w:val="16"/>
+              </w:rPr>
+              <w:t>-90.8</w:t>
+            </w:r>
+          </w:p>
+        </w:tc>
+        <w:tc>
+          <w:tcPr>
+            <w:tcW w:type="dxa" w:w="1440"/>
+          </w:tcPr>
+          <w:p>
+            <w:pPr>
+              <w:spacing w:line="240" w:lineRule="auto" w:after="20"/>
+            </w:pPr>
+            <w:r/>
+            <w:r>
+              <w:rPr>
+                <w:sz w:val="16"/>
+              </w:rPr>
+              <w:t>-90.6</w:t>
+            </w:r>
+          </w:p>
+        </w:tc>
+        <w:tc>
+          <w:tcPr>
+            <w:tcW w:type="dxa" w:w="1440"/>
+          </w:tcPr>
+          <w:p>
+            <w:pPr>
+              <w:spacing w:line="240" w:lineRule="auto" w:after="20"/>
+            </w:pPr>
+            <w:r/>
+            <w:r>
+              <w:rPr>
+                <w:sz w:val="16"/>
+              </w:rPr>
+              <w:t>-90.3</w:t>
+            </w:r>
+          </w:p>
+        </w:tc>
+        <w:tc>
+          <w:tcPr>
+            <w:tcW w:type="dxa" w:w="1440"/>
+          </w:tcPr>
+          <w:p>
+            <w:pPr>
+              <w:spacing w:line="240" w:lineRule="auto" w:after="20"/>
+            </w:pPr>
+            <w:r/>
+            <w:r>
+              <w:rPr>
+                <w:sz w:val="16"/>
+              </w:rPr>
+              <w:t>-85.7</w:t>
+            </w:r>
+          </w:p>
+        </w:tc>
+      </w:tr>
+      <w:tr>
+        <w:tc>
+          <w:tcPr>
+            <w:tcW w:type="dxa" w:w="1440"/>
+          </w:tcPr>
+          <w:p>
+            <w:pPr>
+              <w:spacing w:line="240" w:lineRule="auto" w:after="20"/>
+            </w:pPr>
+            <w:r/>
+            <w:r>
+              <w:rPr>
+                <w:sz w:val="16"/>
+              </w:rPr>
+              <w:t>80</w:t>
+            </w:r>
+          </w:p>
+        </w:tc>
+        <w:tc>
+          <w:tcPr>
+            <w:tcW w:type="dxa" w:w="1152"/>
+          </w:tcPr>
+          <w:p>
+            <w:pPr>
+              <w:spacing w:line="240" w:lineRule="auto" w:after="20"/>
+            </w:pPr>
+            <w:r/>
+            <w:r>
+              <w:rPr>
+                <w:sz w:val="16"/>
+              </w:rPr>
+              <w:t>1.100</w:t>
+            </w:r>
+          </w:p>
+        </w:tc>
+        <w:tc>
+          <w:tcPr>
+            <w:tcW w:type="dxa" w:w="1440"/>
+          </w:tcPr>
+          <w:p>
+            <w:pPr>
+              <w:spacing w:line="240" w:lineRule="auto" w:after="20"/>
+            </w:pPr>
+            <w:r/>
+            <w:r>
+              <w:rPr>
+                <w:sz w:val="16"/>
+              </w:rPr>
+              <w:t>-106.6</w:t>
+            </w:r>
+          </w:p>
+        </w:tc>
+        <w:tc>
+          <w:tcPr>
+            <w:tcW w:type="dxa" w:w="1440"/>
+          </w:tcPr>
+          <w:p>
+            <w:pPr>
+              <w:spacing w:line="240" w:lineRule="auto" w:after="20"/>
+            </w:pPr>
+            <w:r/>
+            <w:r>
+              <w:rPr>
+                <w:sz w:val="16"/>
+              </w:rPr>
+              <w:t>-106.4</w:t>
+            </w:r>
+          </w:p>
+        </w:tc>
+        <w:tc>
+          <w:tcPr>
+            <w:tcW w:type="dxa" w:w="1440"/>
+          </w:tcPr>
+          <w:p>
+            <w:pPr>
+              <w:spacing w:line="240" w:lineRule="auto" w:after="20"/>
+            </w:pPr>
+            <w:r/>
+            <w:r>
+              <w:rPr>
+                <w:sz w:val="16"/>
+              </w:rPr>
+              <w:t>-106.1</w:t>
+            </w:r>
+          </w:p>
+        </w:tc>
+        <w:tc>
+          <w:tcPr>
+            <w:tcW w:type="dxa" w:w="1440"/>
+          </w:tcPr>
+          <w:p>
+            <w:pPr>
+              <w:spacing w:line="240" w:lineRule="auto" w:after="20"/>
+            </w:pPr>
+            <w:r/>
+            <w:r>
+              <w:rPr>
+                <w:sz w:val="16"/>
+              </w:rPr>
+              <w:t>-101.2</w:t>
+            </w:r>
+          </w:p>
+        </w:tc>
+      </w:tr>
+    </w:tbl>
+    <w:p>
+      <w:pPr>
+        <w:spacing w:after="40"/>
+      </w:pPr>
+    </w:p>
+    <w:p>
+      <w:pPr>
+        <w:keepNext w:val="0"/>
+        <w:jc w:val="both"/>
+      </w:pPr>
+      <w:r>
+        <w:t>Assumption uncertainty (256 scrambled Sobol points, seed 20261009, over η</w:t>
+      </w:r>
+      <w:r>
+        <w:rPr>
+          <w:vertAlign w:val="subscript"/>
+        </w:rPr>
+        <w:t>th</w:t>
+      </w:r>
+      <w:r>
+        <w:t xml:space="preserve"> 0.33–0.45, M 1.1–1.3, η</w:t>
+      </w:r>
+      <w:r>
+        <w:rPr>
+          <w:vertAlign w:val="subscript"/>
+        </w:rPr>
+        <w:t>aux</w:t>
+      </w:r>
+      <w:r>
+        <w:t xml:space="preserve"> 0.30–0.50, P</w:t>
+      </w:r>
+      <w:r>
+        <w:rPr>
+          <w:vertAlign w:val="subscript"/>
+        </w:rPr>
+        <w:t>other</w:t>
+      </w:r>
+      <w:r>
+        <w:t xml:space="preserve"> 10–60 MW): baseline P</w:t>
+      </w:r>
+      <w:r>
+        <w:rPr>
+          <w:vertAlign w:val="subscript"/>
+        </w:rPr>
+        <w:t>net</w:t>
+      </w:r>
+      <w:r>
+        <w:t xml:space="preserve"> at 40 MW has a 5–50–95 % range of -92, -54, -17 MW (positive in 0 % of draws); the closure increment is 3.3–3.9–4.5 MW at s</w:t>
+      </w:r>
+      <w:r>
+        <w:rPr>
+          <w:vertAlign w:val="subscript"/>
+        </w:rPr>
+        <w:t>c</w:t>
+      </w:r>
+      <w:r>
+        <w:t xml:space="preserve"> = 0.1 and 13.4–15.8–18.3 MW at 0.05; maximizing P</w:t>
+      </w:r>
+      <w:r>
+        <w:rPr>
+          <w:vertAlign w:val="subscript"/>
+        </w:rPr>
+        <w:t>net</w:t>
+      </w:r>
+      <w:r>
+        <w:t xml:space="preserve"> over the scanned auxiliary power for the baseline gives -39, -16, 10 MW, positive in 18 % of draws. No cost is computed: the proxy equals 1 in every case at 40 MW.</w:t>
+      </w:r>
+    </w:p>
+    <w:p>
+      <w:pPr>
+        <w:pStyle w:val="Heading1"/>
+      </w:pPr>
+      <w:r>
+        <w:rPr>
+          <w:rFonts w:ascii="Times New Roman" w:hAnsi="Times New Roman"/>
+        </w:rPr>
+        <w:t>S5 Reproduction and file manifest</w:t>
+      </w:r>
+    </w:p>
+    <w:p>
+      <w:pPr>
+        <w:keepNext w:val="0"/>
+        <w:jc w:val="both"/>
+      </w:pPr>
+      <w:r>
+        <w:t>Running code/reproduce.py (about 40 minutes), code/tests.py (about 5 minutes), and code/figures.py regenerates results.json and the figures; the builders in manuscript/ produce the manuscript, this file, and the cover letter. No experimental data are used. The repository is https://github.com/sandlerleon/tokamak-statedependent-closure (release v1.2.0), archived at https://doi.org/10.5281/zenodo.23268573. The first 16 hexadecimal digits of the SHA-256 checksum of each file at release v1.2.0 follow.</w:t>
+      </w:r>
+    </w:p>
+    <w:p>
+      <w:pPr>
+        <w:keepNext/>
+        <w:spacing w:line="276" w:lineRule="auto" w:after="200"/>
+      </w:pPr>
+      <w:r>
+        <w:rPr>
+          <w:b/>
+          <w:sz w:val="19"/>
+        </w:rPr>
+        <w:t>Table S15.</w:t>
       </w:r>
       <w:r>
         <w:rPr>
@@ -15743,7 +17152,7 @@
               <w:rPr>
                 <w:sz w:val="15"/>
               </w:rPr>
-              <w:t>code/reproduce.py</w:t>
+              <w:t>code/plant.py</w:t>
             </w:r>
           </w:p>
         </w:tc>
@@ -15760,7 +17169,7 @@
               <w:rPr>
                 <w:sz w:val="15"/>
               </w:rPr>
-              <w:t>5fb45ea5344d2ade…</w:t>
+              <w:t>af2477b9d4226034…</w:t>
             </w:r>
           </w:p>
         </w:tc>
@@ -15779,7 +17188,7 @@
               <w:rPr>
                 <w:sz w:val="15"/>
               </w:rPr>
-              <w:t>code/stability.py</w:t>
+              <w:t>code/plant_post.py</w:t>
             </w:r>
           </w:p>
         </w:tc>
@@ -15796,7 +17205,7 @@
               <w:rPr>
                 <w:sz w:val="15"/>
               </w:rPr>
-              <w:t>bde7f32cb4349a3e…</w:t>
+              <w:t>591aafed9dd75d5e…</w:t>
             </w:r>
           </w:p>
         </w:tc>
@@ -15815,7 +17224,7 @@
               <w:rPr>
                 <w:sz w:val="15"/>
               </w:rPr>
-              <w:t>code/tests.py</w:t>
+              <w:t>code/reproduce.py</w:t>
             </w:r>
           </w:p>
         </w:tc>
@@ -15832,7 +17241,7 @@
               <w:rPr>
                 <w:sz w:val="15"/>
               </w:rPr>
-              <w:t>b977c0c0260c283b…</w:t>
+              <w:t>9051158b2149db2a…</w:t>
             </w:r>
           </w:p>
         </w:tc>
@@ -15851,7 +17260,7 @@
               <w:rPr>
                 <w:sz w:val="15"/>
               </w:rPr>
-              <w:t>code/theory.py</w:t>
+              <w:t>code/stability.py</w:t>
             </w:r>
           </w:p>
         </w:tc>
@@ -15868,7 +17277,7 @@
               <w:rPr>
                 <w:sz w:val="15"/>
               </w:rPr>
-              <w:t>da498cb934d03489…</w:t>
+              <w:t>bde7f32cb4349a3e…</w:t>
             </w:r>
           </w:p>
         </w:tc>
@@ -15887,7 +17296,7 @@
               <w:rPr>
                 <w:sz w:val="15"/>
               </w:rPr>
-              <w:t>code/uncertainty.py</w:t>
+              <w:t>code/tests.py</w:t>
             </w:r>
           </w:p>
         </w:tc>
@@ -15904,7 +17313,7 @@
               <w:rPr>
                 <w:sz w:val="15"/>
               </w:rPr>
-              <w:t>865715086ab33eae…</w:t>
+              <w:t>7039774507efb573…</w:t>
             </w:r>
           </w:p>
         </w:tc>
@@ -15923,7 +17332,7 @@
               <w:rPr>
                 <w:sz w:val="15"/>
               </w:rPr>
-              <w:t>refs/build_refs.py</w:t>
+              <w:t>code/theory.py</w:t>
             </w:r>
           </w:p>
         </w:tc>
@@ -15940,7 +17349,7 @@
               <w:rPr>
                 <w:sz w:val="15"/>
               </w:rPr>
-              <w:t>cc2123ae9bba6211…</w:t>
+              <w:t>da498cb934d03489…</w:t>
             </w:r>
           </w:p>
         </w:tc>
@@ -15959,6 +17368,78 @@
               <w:rPr>
                 <w:sz w:val="15"/>
               </w:rPr>
+              <w:t>code/uncertainty.py</w:t>
+            </w:r>
+          </w:p>
+        </w:tc>
+        <w:tc>
+          <w:tcPr>
+            <w:tcW w:type="dxa" w:w="3168"/>
+          </w:tcPr>
+          <w:p>
+            <w:pPr>
+              <w:spacing w:line="240" w:lineRule="auto" w:after="20"/>
+            </w:pPr>
+            <w:r/>
+            <w:r>
+              <w:rPr>
+                <w:sz w:val="15"/>
+              </w:rPr>
+              <w:t>865715086ab33eae…</w:t>
+            </w:r>
+          </w:p>
+        </w:tc>
+      </w:tr>
+      <w:tr>
+        <w:tc>
+          <w:tcPr>
+            <w:tcW w:type="dxa" w:w="4608"/>
+          </w:tcPr>
+          <w:p>
+            <w:pPr>
+              <w:spacing w:line="240" w:lineRule="auto" w:after="20"/>
+            </w:pPr>
+            <w:r/>
+            <w:r>
+              <w:rPr>
+                <w:sz w:val="15"/>
+              </w:rPr>
+              <w:t>refs/build_refs.py</w:t>
+            </w:r>
+          </w:p>
+        </w:tc>
+        <w:tc>
+          <w:tcPr>
+            <w:tcW w:type="dxa" w:w="3168"/>
+          </w:tcPr>
+          <w:p>
+            <w:pPr>
+              <w:spacing w:line="240" w:lineRule="auto" w:after="20"/>
+            </w:pPr>
+            <w:r/>
+            <w:r>
+              <w:rPr>
+                <w:sz w:val="15"/>
+              </w:rPr>
+              <w:t>cc2123ae9bba6211…</w:t>
+            </w:r>
+          </w:p>
+        </w:tc>
+      </w:tr>
+      <w:tr>
+        <w:tc>
+          <w:tcPr>
+            <w:tcW w:type="dxa" w:w="4608"/>
+          </w:tcPr>
+          <w:p>
+            <w:pPr>
+              <w:spacing w:line="240" w:lineRule="auto" w:after="20"/>
+            </w:pPr>
+            <w:r/>
+            <w:r>
+              <w:rPr>
+                <w:sz w:val="15"/>
+              </w:rPr>
               <w:t>results.json</w:t>
             </w:r>
           </w:p>
@@ -15976,7 +17457,7 @@
               <w:rPr>
                 <w:sz w:val="15"/>
               </w:rPr>
-              <w:t>f74c6618cc10869e…</w:t>
+              <w:t>9ecaf4056e3f4b1c…</w:t>
             </w:r>
           </w:p>
         </w:tc>

--- a/manuscript/Supplementary_Material_IEEE_TPS.docx
+++ b/manuscript/Supplementary_Material_IEEE_TPS.docx
@@ -13293,7 +13293,7 @@
         <w:rPr>
           <w:sz w:val="19"/>
         </w:rPr>
-        <w:t xml:space="preserve"> Heat-closure uncertainty study (128 points, 128 converged): sampled ranges, rank correlations, and gain percentiles. Baseline Q: 1.63 / 3.51 / 7.12 (5 / 50 / 95 %).</w:t>
+        <w:t xml:space="preserve"> Heat-closure uncertainty study (128 points, 128 converged): sampled ranges, rank correlations, and gain percentiles. Baseline Q: 1.63 / 3.51 / 7.12 (5 / 50 / 95%).</w:t>
       </w:r>
     </w:p>
     <w:tbl>
@@ -14106,7 +14106,7 @@
               <w:rPr>
                 <w:sz w:val="16"/>
               </w:rPr>
-              <w:t>gain 5 / 50 / 95 %</w:t>
+              <w:t>gain 5 / 50 / 95%</w:t>
             </w:r>
           </w:p>
         </w:tc>
@@ -14140,7 +14140,7 @@
               <w:rPr>
                 <w:sz w:val="16"/>
               </w:rPr>
-              <w:t>0.47 / 0.61 / 0.79 %</w:t>
+              <w:t>0.47 / 0.61 / 0.79%</w:t>
             </w:r>
           </w:p>
         </w:tc>
@@ -14157,7 +14157,7 @@
               <w:rPr>
                 <w:sz w:val="16"/>
               </w:rPr>
-              <w:t>4.4 / 5.8 / 7.6 %</w:t>
+              <w:t>4.4 / 5.8 / 7.6%</w:t>
             </w:r>
           </w:p>
         </w:tc>
@@ -14174,7 +14174,7 @@
               <w:rPr>
                 <w:sz w:val="16"/>
               </w:rPr>
-              <w:t>17.9 / 23.8 / 32.2 %</w:t>
+              <w:t>17.9 / 23.8 / 32.2%</w:t>
             </w:r>
           </w:p>
         </w:tc>
@@ -14201,7 +14201,7 @@
         <w:rPr>
           <w:sz w:val="19"/>
         </w:rPr>
-        <w:t xml:space="preserve"> Torque uncertainty study (64 points, 64 converged): gain 0–37 % (median 4 %).</w:t>
+        <w:t xml:space="preserve"> Torque uncertainty study (64 points, 64 converged): gain 0–37% (median 4%).</w:t>
       </w:r>
     </w:p>
     <w:tbl>
@@ -16771,7 +16771,7 @@
         <w:t>net</w:t>
       </w:r>
       <w:r>
-        <w:t xml:space="preserve"> at 40 MW has a 5–50–95 % range of -92, -54, -17 MW (positive in 0 % of draws); the closure increment is 3.3–3.9–4.5 MW at s</w:t>
+        <w:t xml:space="preserve"> at 40 MW has a 5–50–95% range of -92, -54, -17 MW (positive in 0% of draws); the closure increment is 3.3–3.9–4.5 MW at s</w:t>
       </w:r>
       <w:r>
         <w:rPr>
@@ -16789,7 +16789,7 @@
         <w:t>net</w:t>
       </w:r>
       <w:r>
-        <w:t xml:space="preserve"> over the scanned auxiliary power for the baseline gives -39, -16, 10 MW, positive in 18 % of draws. No cost is computed: the proxy equals 1 in every case at 40 MW.</w:t>
+        <w:t xml:space="preserve"> over the scanned auxiliary power for the baseline gives -39, -16, 10 MW, positive in 18% of draws. No cost is computed: the proxy equals 1 in every case at 40 MW.</w:t>
       </w:r>
     </w:p>
     <w:p>

--- a/manuscript/Supplementary_Material_IEEE_TPS.docx
+++ b/manuscript/Supplementary_Material_IEEE_TPS.docx
@@ -243,7 +243,7 @@
         <w:t>Proof of Proposition 2.</w:t>
       </w:r>
       <w:r>
-        <w:t xml:space="preserve"> (a) Ψ′ = F + ΛF′ = F(1 + d ln F/d ln Λ) and F &gt; 0. (b) If Ψ is strictly increasing and continuous with Ψ(0) = 0 and Ψ(Λ) → Ψ</w:t>
+        <w:t xml:space="preserve"> (a) Ψ′ = F + ΛF′ = F(1 + d ln F/d ln Λ) and F &gt; 0, so Ψ′ ≥ 0 wherever d ln F/d ln Λ ≥ −1; if equality holds only at isolated points, Ψ is strictly increasing (a function with Ψ′ ≥ 0 and Ψ′ = 0 only on a set with empty interior is strictly increasing), and if d ln F/d ln Λ &lt; −1 on an interval Ψ decreases there, which produces the fold of part (c). (b) If Ψ is strictly increasing and continuous with Ψ(0) = 0 and Ψ(Λ) → Ψ</w:t>
       </w:r>
       <w:r>
         <w:rPr>
@@ -465,7 +465,7 @@
         <w:t>*</w:t>
       </w:r>
       <w:r>
-        <w:t xml:space="preserve"> = 1 and Ψ = 1/2; for m = 1, Ψ = Λ/(1 + Λ) → 1. (ii) With F = f + (1 − f)/(1 + Λ²), Ψ′ = f + (1 − f)g(x), g(x) = (1 − x)/(1 + x)², x = Λ² ≥ 0. Then g′ = (x − 3)/(1 + x)³, so g has its minimum at x = 3, g = −1/8, and Ψ′ &gt; 0 for all Λ if and only if f − (1 − f)/8 &gt; 0, i.e. f &gt; 1/9. (iii) With F = f + (1 − f)e</w:t>
+        <w:t xml:space="preserve"> = 1 and Ψ = 1/2; for m = 1, Ψ = Λ/(1 + Λ) → 1. (ii) With F = f + (1 − f)/(1 + Λ²), Ψ′ = f + (1 − f)g(x), g(x) = (1 − x)/(1 + x)², x = Λ² ≥ 0. Then g′ = (x − 3)/(1 + x)³, so g has its minimum at x = 3, g = −1/8, and Ψ′ &gt; 0 for all Λ if and only if f − (1 − f)/8 &gt; 0, i.e., f &gt; 1/9; at f = 1/9, Ψ′ = 0 only at x = 3 (Λ = √3), so Ψ is still strictly increasing and there is no fold, but the inverse Λ(Θ) has a vertical tangent there. (iii) With F = f + (1 − f)e</w:t>
       </w:r>
       <w:r>
         <w:rPr>
@@ -510,7 +510,7 @@
         <w:t>−3/2</w:t>
       </w:r>
       <w:r>
-        <w:t xml:space="preserve"> = −0.4463 at x = 3/2, so Ψ′ &gt; 0 if and only if f &gt; 0.4463(1 − f), i.e. f &gt; 0.3086, independent of α. For f = 0, Ψ has its maximum at Λ = (2α)</w:t>
+        <w:t xml:space="preserve"> = −0.4463 at x = 3/2, so Ψ′ &gt; 0 if and only if f &gt; 0.4463(1 − f), i.e., f &gt; 0.3086, independent of α; at equality Ψ′ has one isolated zero (x = 3/2), with the same degenerate vertical tangent and no fold. For f = 0, Ψ has its maximum at Λ = (2α)</w:t>
       </w:r>
       <w:r>
         <w:rPr>
@@ -696,7 +696,7 @@
         <w:t>*</w:t>
       </w:r>
       <w:r>
-        <w:t>, i.e. two values of T″. The steady local problem is therefore a branching second-order equation; the Dirichlet edge value T(a) = T</w:t>
+        <w:t>, i.e., two values of T″. The steady local problem is therefore a branching second-order equation; the Dirichlet edge value T(a) = T</w:t>
       </w:r>
       <w:r>
         <w:rPr>
@@ -1094,7 +1094,7 @@
         <w:t>Software.</w:t>
       </w:r>
       <w:r>
-        <w:t xml:space="preserve"> Python 3.11.9, NumPy 2.4.6, SciPy 1.17.1; release v1.2.0 of the repository contains the exact scripts and results.json.</w:t>
+        <w:t xml:space="preserve"> Python 3.11.9, NumPy 2.4.6, SciPy 1.17.1; release v1.2.1 of the repository contains the exact scripts and results.json.</w:t>
       </w:r>
     </w:p>
     <w:p>
@@ -16809,7 +16809,7 @@
         <w:jc w:val="both"/>
       </w:pPr>
       <w:r>
-        <w:t>Running code/reproduce.py (about 40 minutes), code/tests.py (about 5 minutes), and code/figures.py regenerates results.json and the figures; the builders in manuscript/ produce the manuscript, this file, and the cover letter. No experimental data are used. The repository is https://github.com/sandlerleon/tokamak-statedependent-closure (release v1.2.0), archived at https://doi.org/10.5281/zenodo.23268573. The first 16 hexadecimal digits of the SHA-256 checksum of each file at release v1.2.0 follow.</w:t>
+        <w:t>Running code/reproduce.py (about 40 minutes), code/tests.py (about 5 minutes), and code/figures.py regenerates results.json and the figures; the builders in manuscript/ produce the manuscript, this file, and the cover letter. No experimental data are used. The repository is https://github.com/sandlerleon/tokamak-statedependent-closure (release v1.2.1), archived at https://doi.org/10.5281/zenodo.23282919. The first 16 hexadecimal digits of the SHA-256 checksum of each file at release v1.2.1 follow.</w:t>
       </w:r>
     </w:p>
     <w:p>
